--- a/DocumentacaoFinal/INTEGRA_2026_Entrega_7_22_Ativacao_do_Lacre_e_Vinculo_com_Cilindro_e_Cliente.docx
+++ b/DocumentacaoFinal/INTEGRA_2026_Entrega_7_22_Ativacao_do_Lacre_e_Vinculo_com_Cilindro_e_Cliente.docx
@@ -605,7 +605,7 @@
                 <w:szCs w:val="17"/>
                 <w:lang w:val="pt-BR"/>
               </w:rPr>
-              <w:t xml:space="preserve">Descrição de Natã da Silva Baracho: o lacre manda para a API o status ativo; a API manda ao sistema os lacres ativados; o sistema pega o identificador gerado pela API e vincula o cliente e o cilindro, salvando na Oxide. Respostas dele à IA: identificador fixo por lacre; o vínculo termina quando o sistema mandar ou quando o lacre avisar que desativou.</w:t>
+              <w:t xml:space="preserve">Síntese das instruções dadas à IA. Contexto: a API não sabia de qual cilindro e de qual cliente era cada lacre. Tarefa: o lacre avisa que está ativo; a API gera um identificador e avisa o sistema; o sistema vincula o cilindro e o cliente por esse identificador; o vínculo fica salvo na Oxide. Restrições: identificador fixo por lacre; o vínculo termina quando o sistema mandar ou quando o lacre avisar que desativou. Entrega esperada: código, testes, contrato atualizado e relatório.</w:t>
             </w:r>
           </w:p>
         </w:tc>
@@ -883,7 +883,7 @@
                 <w:szCs w:val="17"/>
                 <w:lang w:val="pt-BR"/>
               </w:rPr>
-              <w:t xml:space="preserve">Suíte: 110 de 110; simulador: 26 de 26; banco: 64 de 64; teste em massa: 32 de 32, três vezes, com 500 lacres ativados e 14.934 mensagens com o identificador, o cilindro e o cliente certos. Natã da Silva Baracho respondeu o questionário de 9 perguntas e aprovou em 10/10/2026.</w:t>
+              <w:t xml:space="preserve">Natã da Silva Baracho, responsável pelo backend, leu o relatório de teste, conferiu os resultados com o que tinha pedido e respondeu o questionário de validação (9 perguntas). Aprovou a entrega em 10/10/2026. Evidências do relatório: suíte com 110 de 110; simulador com 26 de 26; teste em massa com 32 de 32, três vezes, com 500 lacres ativados e 14.934 mensagens com o identificador, o cilindro e o cliente certos. Os testes foram executados pela IA; a decisão de aprovar foi do responsável.</w:t>
             </w:r>
           </w:p>
         </w:tc>
